--- a/travlrNarrative.docx
+++ b/travlrNarrative.docx
@@ -30,18 +30,14 @@
         <w:rPr>
           <w:rFonts w:ascii="Times New Roman" w:hAnsi="Times New Roman" w:cs="Times New Roman"/>
         </w:rPr>
-        <w:t xml:space="preserve">The artifact is my final project for CS-465 Full-Stack Development.  It represents a Travel agency website and associated database produced through the MEAN stack with an Angular interface for administrators to manage the database of </w:t>
-      </w:r>
-      <w:proofErr w:type="spellStart"/>
-      <w:proofErr w:type="gramStart"/>
-      <w:r>
-        <w:rPr>
-          <w:rFonts w:ascii="Times New Roman" w:hAnsi="Times New Roman" w:cs="Times New Roman"/>
-        </w:rPr>
-        <w:t>a</w:t>
-      </w:r>
-      <w:proofErr w:type="spellEnd"/>
-      <w:proofErr w:type="gramEnd"/>
+        <w:t>The artifact is my final project for CS-465 Full-Stack Development.  It represents a Travel agency website and associated database produced through the MEAN stack with an Angular interface for administrators to manage the database of a</w:t>
+      </w:r>
+      <w:r>
+        <w:rPr>
+          <w:rFonts w:ascii="Times New Roman" w:hAnsi="Times New Roman" w:cs="Times New Roman"/>
+        </w:rPr>
+        <w:t>ll</w:t>
+      </w:r>
       <w:r>
         <w:rPr>
           <w:rFonts w:ascii="Times New Roman" w:hAnsi="Times New Roman" w:cs="Times New Roman"/>
